--- a/docs/phase_2/AgriContract_Architecture_v2.docx
+++ b/docs/phase_2/AgriContract_Architecture_v2.docx
@@ -2869,7 +2869,7 @@
           <w:sz w:val="21"/>
           <w:szCs w:val="21"/>
         </w:rPr>
-        <w:t xml:space="preserve">Vì sao 12 dịch vụ, không phải 13. </w:t>
+        <w:t xml:space="preserve">Ranh giới tìm kiếm/lọc listing. </w:t>
       </w:r>
       <w:r>
         <w:rPr>
@@ -2882,7 +2882,7 @@
           <w:sz w:val="21"/>
           <w:szCs w:val="21"/>
         </w:rPr>
-        <w:t xml:space="preserve">Chức năng tìm kiếm/lọc listing ban đầu dự kiến tách thành search-service riêng (CQRS read model) đã được gộp lại thành hai tham số filter trong product-service — cross-service query cho một tính năng đọc đơn giản không đủ biện minh cho một dịch vụ độc lập với chi phí đồng bộ read-model đi kèm. Port 8090 bỏ trống.</w:t>
+        <w:t xml:space="preserve">Chức năng này nằm trong product-service dưới dạng hai tham số filter — truy vấn đọc đơn giản chạy trực tiếp trên dữ liệu listing, không phát sinh read model hoặc cơ chế đồng bộ riêng.</w:t>
       </w:r>
     </w:p>
     <w:p>
@@ -3260,7 +3260,7 @@
                 <w:sz w:val="18"/>
                 <w:szCs w:val="18"/>
               </w:rPr>
-              <w:t xml:space="preserve">UserProfile (userId = Keycloak sub UUID, organizationName, role, verificationStatus, authorizationExpiresAt)</w:t>
+              <w:t xml:space="preserve">UserProfile (Keycloak sub, organizationName, role, verificationStatus, authorizationExpiresAt, lockedUntil, KYC audit metadata)</w:t>
             </w:r>
           </w:p>
         </w:tc>
@@ -3356,7 +3356,7 @@
           <w:sz w:val="21"/>
           <w:szCs w:val="21"/>
         </w:rPr>
-        <w:t xml:space="preserve">user-service không lưu credentials (Keycloak giữ) — chỉ giữ dữ liệu profile và trạng thái xác minh. Xác minh thẩm quyền đại diện được thực hiện lúc đăng ký, fail-closed (chưa duyệt thì chưa được đăng listing/ký), áp dụng đối xứng cho buyer và seller. Trường authorizationExpiresAt nhập tay từ giấy tờ thật (giấy uỷ quyền, giấy phép), không hardcode.</w:t>
+        <w:t xml:space="preserve">user-service không lưu credentials (Keycloak giữ) và không sở hữu Signature (Signature là VO của Contract trong contract-service). Dịch vụ chỉ giữ profile, KYC/thẩm quyền và cache lockedUntil từ reputation events. Xác minh áp dụng đối xứng buyer/seller, fail-closed; authorizationExpiresAt nhập từ giấy thật, không hardcode. API tách rõ /users/me (contact đầy đủ), /users/{id} (không email/phone/address) và /internal/v1/users/{id} cho service-to-service; Gateway tuyệt đối không route /internal/**.</w:t>
       </w:r>
     </w:p>
     <w:p>
@@ -4950,7 +4950,7 @@
           <w:sz w:val="21"/>
           <w:szCs w:val="21"/>
         </w:rPr>
-        <w:t xml:space="preserve">contract.signed phải mang sẵn buyerDepositAmount/sellerDepositAmount đã tính (= rate × totalAmount, tính ở contract-service — nơi có đủ ContractTerms). escrow-service không Feign ngược lấy ContractTerms nên không tự nhân rate×totalAmount được nếu chỉ nhận rate thô. Cũng từ đợt rà soát này: milestone.buyer_confirmed KHÔNG còn là consumer của escrow-service — release tiền thật chỉ đi qua milestone.settled, tránh release 2 lần cho cùng milestone (di sản logic Phase 1 đã dọn).</w:t>
+        <w:t xml:space="preserve">contract.signed phải mang sẵn buyerDepositAmount/sellerDepositAmount đã tính (= rate × totalAmount, tính ở contract-service — nơi có đủ ContractTerms). escrow-service không Feign ngược lấy ContractTerms nên không tự nhân rate×totalAmount được nếu chỉ nhận rate thô. Cũng từ đợt rà soát này: milestone.buyer_confirmed KHÔNG còn là consumer của escrow-service — release tiền thật chỉ đi qua milestone.settled, tránh release 2 lần cho cùng milestone (di sản logic bản thiết kế trước, đã dọn).</w:t>
       </w:r>
     </w:p>
     <w:p>
@@ -6093,7 +6093,7 @@
                 <w:sz w:val="18"/>
                 <w:szCs w:val="18"/>
               </w:rPr>
-              <w:t xml:space="preserve">Sổ khoá bất biến (enforce lockout); điểm uy tín (search ranking, đối xứng buyer/seller); tham chiếu tín dụng (export)</w:t>
+              <w:t xml:space="preserve">Sổ khoá bất biến (enforce lockout); điểm uy tín đối xứng buyer/seller; tham chiếu tín dụng (export)</w:t>
             </w:r>
           </w:p>
         </w:tc>
@@ -6358,7 +6358,7 @@
           <w:sz w:val="21"/>
           <w:szCs w:val="21"/>
         </w:rPr>
-        <w:t xml:space="preserve">Mọi tín hiệu minh bạch trước đây một chiều buyer-xem-seller. Endpoint GET /reputation/{userId}/public-summary (không cần consent, đối xứng thật) cho seller xem track record buyer trước khi ký — dữ liệu đã có sẵn ở lock_entry (penalizedRole=BUYER đã insert từ đầu), chỉ thêm chiều hiển thị. Song song: milestone.dispute_resolved đếm tỷ lệ buyer flag-rồi-thua, phơi ra ở public-summary — chống buyer lạm dụng FLAG_ISSUE ép seller vào dispute mà không mất gì.</w:t>
+        <w:t xml:space="preserve">Mọi tín hiệu minh bạch trước đây một chiều buyer-xem-seller. Endpoint GET /api/v1/reputation/{userId}/public-summary (không cần consent, đối xứng thật) cho seller xem track record buyer trước khi ký — dữ liệu đã có sẵn ở lock_entry (penalizedRole=BUYER đã insert từ đầu), chỉ thêm chiều hiển thị. Song song: milestone.dispute_resolved đếm tỷ lệ buyer flag-rồi-thua, phơi ra ở public-summary — chống buyer lạm dụng FLAG_ISSUE ép seller vào dispute mà không mất gì.</w:t>
       </w:r>
     </w:p>
     <w:p>
@@ -8208,7 +8208,7 @@
                 <w:sz w:val="18"/>
                 <w:szCs w:val="18"/>
               </w:rPr>
-              <w:t xml:space="preserve">Thông báo hướng sự kiện (email/in-app); gửi OTP ký; neo hash qua email; weekly digest</w:t>
+              <w:t xml:space="preserve">Thông báo hướng sự kiện; internal sync OTP delivery; neo hash qua email; weekly digest/integrity alert</w:t>
             </w:r>
           </w:p>
         </w:tc>
@@ -8280,7 +8280,7 @@
                 <w:sz w:val="18"/>
                 <w:szCs w:val="18"/>
               </w:rPr>
-              <w:t xml:space="preserve">NotificationLog (eventId dedup key), EmailTemplate</w:t>
+              <w:t xml:space="preserve">NotificationLog (dedup eventId + recipientEmail + notificationType; templateVersion)</w:t>
             </w:r>
           </w:p>
         </w:tc>
@@ -8302,7 +8302,7 @@
           <w:sz w:val="21"/>
           <w:szCs w:val="21"/>
         </w:rPr>
-        <w:t xml:space="preserve">Pure consumer sự kiện. Ngoài thông báo thường, đảm nhận hai vai trò bảo mật: gửi OTP kèm signedContentHash lúc ký (vừa xác thực người, vừa gắn đúng nội dung), và neo hash qua email — gửi hash cho cả hai bên sau mỗi lần ký/nộp report làm điểm neo ngoài platform. Weekly digest hash toàn chuỗi gửi cho Software Buyer. Retry 3 lần exponential backoff trước khi vào DLX; idempotency theo eventId.</w:t>
+        <w:t xml:space="preserve">Notification nghiệp vụ/evidence là consumer RabbitMQ; riêng OTP dùng POST /internal/v1/notifications/otp-email từ contract-service để caller chỉ báo “đã gửi” khi provider đã nhận request. Publisher mang recipient email trong payload, notification không Feign ngược user-service. Retry async 3 lần exponential backoff trước DLX; idempotency theo (eventId, recipientEmail, notificationType). OTP plaintext không ghi log và không được gửi muộn sau khi caller đã nhận failure.</w:t>
       </w:r>
     </w:p>
     <w:p>
@@ -8574,7 +8574,7 @@
                 <w:sz w:val="18"/>
                 <w:szCs w:val="18"/>
               </w:rPr>
-              <w:t xml:space="preserve">Caller cần response ngay để tiếp tục business logic — vd contract-service validate + đóng listing (product-service) khi SIGNED</w:t>
+              <w:t xml:space="preserve">Caller cần response ngay — vd contract-service validate user/KYC hoặc gọi internal OTP delivery trước khi báo OTP đã gửi</w:t>
             </w:r>
           </w:p>
         </w:tc>
@@ -8684,7 +8684,7 @@
                 <w:sz w:val="18"/>
                 <w:szCs w:val="18"/>
               </w:rPr>
-              <w:t xml:space="preserve">Trigger downstream không cần chờ kết quả — vd contract.signed → escrow-service khoá tiền; escrow → notification gửi email</w:t>
+              <w:t xml:space="preserve">Trigger downstream không cần chờ kết quả — vd contract.signed → escrow lock; owner service → notification.*_requested để gửi mail</w:t>
             </w:r>
           </w:p>
         </w:tc>
@@ -8810,7 +8810,7 @@
           <w:sz w:val="21"/>
           <w:szCs w:val="21"/>
         </w:rPr>
-        <w:t xml:space="preserve">RabbitMQ đảm bảo at-least-once — consumer có thể nhận cùng một message nhiều lần (retry, restart giữa chừng). Không khử trùng lặp thì tiền bị khoá/trừ hai lần, số báo cáo bị nhân đôi. Mỗi consumer nhạy cảm có khoá idempotency riêng: bank-service dùng sourceEventId (UNIQUE trên ledger_entry), analytics-service có bảng idempotency_log theo message_id, notification-service dedup theo eventId. Điểm tinh tế ở bank-service: khi nhận trùng thì không insert lại nhưng vẫn re-publish confirmation — vì lý do gửi lại có thể là confirmation lần trước bị mất trên đường về, silent-drop sẽ khiến bên gọi treo mãi.</w:t>
+        <w:t xml:space="preserve">RabbitMQ đảm bảo at-least-once — consumer có thể nhận cùng message nhiều lần. Mỗi consumer nhạy cảm có khoá riêng: bank dùng sourceEventId, analytics dùng message_id, notification dùng (eventId, recipientEmail, notificationType) vì một event có thể gửi nhiều người/loại mail. Bank nhận trùng không insert lại nhưng vẫn re-publish confirmation để tránh caller treo khi confirmation cũ bị mất.</w:t>
       </w:r>
     </w:p>
     <w:p>
@@ -9209,7 +9209,7 @@
                 <w:sz w:val="16"/>
                 <w:szCs w:val="16"/>
               </w:rPr>
-              <w:t xml:space="preserve">escrow-service (trigger lock cọc, mang buyerDepositAmount/sellerDepositAmount tính sẵn), notification-service, audit-service, analytics-service</w:t>
+              <w:t xml:space="preserve">escrow-service (trigger lock cọc, mang buyerDepositAmount/sellerDepositAmount tính sẵn), audit-service, analytics-service</w:t>
             </w:r>
           </w:p>
         </w:tc>
@@ -9426,7 +9426,7 @@
                 <w:sz w:val="16"/>
                 <w:szCs w:val="16"/>
               </w:rPr>
-              <w:t xml:space="preserve">escrow-service (seize/refund cọc), notification-service, analytics-service</w:t>
+              <w:t xml:space="preserve">escrow-service (seize/refund cọc), analytics-service</w:t>
             </w:r>
           </w:p>
         </w:tc>
@@ -9536,7 +9536,7 @@
                 <w:sz w:val="16"/>
                 <w:szCs w:val="16"/>
               </w:rPr>
-              <w:t xml:space="preserve">file-service, notification-service, audit-service</w:t>
+              <w:t xml:space="preserve">file-service, audit-service</w:t>
             </w:r>
           </w:p>
         </w:tc>
@@ -9643,7 +9643,7 @@
                 <w:sz w:val="16"/>
                 <w:szCs w:val="16"/>
               </w:rPr>
-              <w:t xml:space="preserve">notification-service, audit-service (sửa 08/07/2026 — bỏ escrow-service, tránh release tiền 2 lần; release thật đi qua milestone.settled)</w:t>
+              <w:t xml:space="preserve">audit-service (sửa 08/07/2026 — bỏ escrow-service, tránh release tiền 2 lần; release thật đi qua milestone.settled)</w:t>
             </w:r>
           </w:p>
         </w:tc>
@@ -9753,7 +9753,7 @@
                 <w:sz w:val="16"/>
                 <w:szCs w:val="16"/>
               </w:rPr>
-              <w:t xml:space="preserve">escrow-service, notification-service, reputation-service, analytics-service, audit-service</w:t>
+              <w:t xml:space="preserve">escrow-service, reputation-service, analytics-service, audit-service</w:t>
             </w:r>
           </w:p>
         </w:tc>
@@ -9970,7 +9970,7 @@
                 <w:sz w:val="16"/>
                 <w:szCs w:val="16"/>
               </w:rPr>
-              <w:t xml:space="preserve">escrow-service, notification-service, audit-service</w:t>
+              <w:t xml:space="preserve">escrow-service, audit-service</w:t>
             </w:r>
           </w:p>
         </w:tc>
@@ -10187,7 +10187,7 @@
                 <w:sz w:val="16"/>
                 <w:szCs w:val="16"/>
               </w:rPr>
-              <w:t xml:space="preserve">escrow-service, notification-service</w:t>
+              <w:t xml:space="preserve">escrow-service</w:t>
             </w:r>
           </w:p>
         </w:tc>
@@ -10729,6 +10729,116 @@
                 <w:szCs w:val="16"/>
               </w:rPr>
               <w:t xml:space="preserve">dịch vụ sở hữu fileId tương ứng</w:t>
+            </w:r>
+          </w:p>
+        </w:tc>
+      </w:tr>
+      <w:tr>
+        <w:tc>
+          <w:tcPr>
+            <w:tcW w:type="dxa" w:w="3100"/>
+            <w:tcBorders>
+              <w:top w:val="single" w:color="D1D5DB" w:sz="4"/>
+              <w:left w:val="single" w:color="D1D5DB" w:sz="4"/>
+              <w:bottom w:val="single" w:color="D1D5DB" w:sz="4"/>
+              <w:right w:val="single" w:color="D1D5DB" w:sz="4"/>
+            </w:tcBorders>
+            <w:shd w:fill="F9FAFB" w:color="auto" w:val="clear"/>
+            <w:tcMar>
+              <w:top w:type="dxa" w:w="60"/>
+              <w:left w:type="dxa" w:w="90"/>
+              <w:bottom w:type="dxa" w:w="60"/>
+              <w:right w:type="dxa" w:w="90"/>
+            </w:tcMar>
+            <w:vAlign w:val="center"/>
+          </w:tcPr>
+          <w:p>
+            <w:pPr>
+              <w:spacing w:after="0" w:line="252"/>
+              <w:jc w:val="left"/>
+            </w:pPr>
+            <w:r>
+              <w:rPr>
+                <w:rFonts w:ascii="Calibri" w:cs="Calibri" w:eastAsia="Calibri" w:hAnsi="Calibri"/>
+                <w:b w:val="false"/>
+                <w:bCs w:val="false"/>
+                <w:color w:val="111827"/>
+                <w:sz w:val="16"/>
+                <w:szCs w:val="16"/>
+              </w:rPr>
+              <w:t xml:space="preserve">notification.*_requested</w:t>
+            </w:r>
+          </w:p>
+        </w:tc>
+        <w:tc>
+          <w:tcPr>
+            <w:tcW w:type="dxa" w:w="2400"/>
+            <w:tcBorders>
+              <w:top w:val="single" w:color="D1D5DB" w:sz="4"/>
+              <w:left w:val="single" w:color="D1D5DB" w:sz="4"/>
+              <w:bottom w:val="single" w:color="D1D5DB" w:sz="4"/>
+              <w:right w:val="single" w:color="D1D5DB" w:sz="4"/>
+            </w:tcBorders>
+            <w:shd w:fill="F9FAFB" w:color="auto" w:val="clear"/>
+            <w:tcMar>
+              <w:top w:type="dxa" w:w="60"/>
+              <w:left w:type="dxa" w:w="90"/>
+              <w:bottom w:type="dxa" w:w="60"/>
+              <w:right w:type="dxa" w:w="90"/>
+            </w:tcMar>
+            <w:vAlign w:val="center"/>
+          </w:tcPr>
+          <w:p>
+            <w:pPr>
+              <w:spacing w:after="0" w:line="252"/>
+              <w:jc w:val="left"/>
+            </w:pPr>
+            <w:r>
+              <w:rPr>
+                <w:rFonts w:ascii="Calibri" w:cs="Calibri" w:eastAsia="Calibri" w:hAnsi="Calibri"/>
+                <w:b w:val="false"/>
+                <w:bCs w:val="false"/>
+                <w:color w:val="111827"/>
+                <w:sz w:val="16"/>
+                <w:szCs w:val="16"/>
+              </w:rPr>
+              <w:t xml:space="preserve">user / contract / inspection / audit / bank</w:t>
+            </w:r>
+          </w:p>
+        </w:tc>
+        <w:tc>
+          <w:tcPr>
+            <w:tcW w:type="dxa" w:w="4138"/>
+            <w:tcBorders>
+              <w:top w:val="single" w:color="D1D5DB" w:sz="4"/>
+              <w:left w:val="single" w:color="D1D5DB" w:sz="4"/>
+              <w:bottom w:val="single" w:color="D1D5DB" w:sz="4"/>
+              <w:right w:val="single" w:color="D1D5DB" w:sz="4"/>
+            </w:tcBorders>
+            <w:shd w:fill="F9FAFB" w:color="auto" w:val="clear"/>
+            <w:tcMar>
+              <w:top w:type="dxa" w:w="60"/>
+              <w:left w:type="dxa" w:w="90"/>
+              <w:bottom w:type="dxa" w:w="60"/>
+              <w:right w:type="dxa" w:w="90"/>
+            </w:tcMar>
+            <w:vAlign w:val="center"/>
+          </w:tcPr>
+          <w:p>
+            <w:pPr>
+              <w:spacing w:after="0" w:line="252"/>
+              <w:jc w:val="left"/>
+            </w:pPr>
+            <w:r>
+              <w:rPr>
+                <w:rFonts w:ascii="Calibri" w:cs="Calibri" w:eastAsia="Calibri" w:hAnsi="Calibri"/>
+                <w:b w:val="false"/>
+                <w:bCs w:val="false"/>
+                <w:color w:val="111827"/>
+                <w:sz w:val="16"/>
+                <w:szCs w:val="16"/>
+              </w:rPr>
+              <w:t xml:space="preserve">notification-service — payload đã có recipient + template data; không làm phình domain event</w:t>
             </w:r>
           </w:p>
         </w:tc>
@@ -12097,7 +12207,7 @@
                 <w:sz w:val="18"/>
                 <w:szCs w:val="18"/>
               </w:rPr>
-              <w:t xml:space="preserve">notification_logs (eventId dedup), email_templates</w:t>
+              <w:t xml:space="preserve">notification_logs (eventId + recipientEmail + notificationType dedup; templateVersion; providerMessageId)</w:t>
             </w:r>
           </w:p>
         </w:tc>
@@ -13539,6 +13649,697 @@
     </w:p>
     <w:p>
       <w:pPr>
+        <w:spacing w:after="120" w:before="0" w:line="276"/>
+        <w:jc w:val="both"/>
+      </w:pPr>
+      <w:r>
+        <w:rPr>
+          <w:rFonts w:ascii="Calibri" w:cs="Calibri" w:eastAsia="Calibri" w:hAnsi="Calibri"/>
+          <w:b w:val="false"/>
+          <w:bCs w:val="false"/>
+          <w:i w:val="false"/>
+          <w:iCs w:val="false"/>
+          <w:color w:val="111827"/>
+          <w:sz w:val="21"/>
+          <w:szCs w:val="21"/>
+        </w:rPr>
+        <w:t xml:space="preserve">Gateway dùng explicit route policy: public chỉ GET listing/product catalog, pricing, public reputation summary và audit-hash; còn lại authenticated mặc định, các prefix Admin/Inspector gate role thô. Mọi header X-User-* và internal secret từ client bị xoá rồi inject lại từ JWT/deployment secret. /internal/**, raw file API và OTP API không có external route. Ownership, KYC, lock và contract state vẫn do domain service enforce — Gateway không gọi user-service trên mọi request.</w:t>
+      </w:r>
+    </w:p>
+    <w:tbl>
+      <w:tblPr>
+        <w:tblW w:type="dxa" w:w="9638"/>
+        <w:tblBorders>
+          <w:top w:val="single" w:color="D1D5DB" w:sz="4"/>
+          <w:left w:val="single" w:color="D1D5DB" w:sz="4"/>
+          <w:bottom w:val="single" w:color="D1D5DB" w:sz="4"/>
+          <w:right w:val="single" w:color="D1D5DB" w:sz="4"/>
+          <w:insideH w:val="single" w:color="D1D5DB" w:sz="4"/>
+          <w:insideV w:val="single" w:color="D1D5DB" w:sz="4"/>
+        </w:tblBorders>
+      </w:tblPr>
+      <w:tblGrid>
+        <w:gridCol w:w="2500"/>
+        <w:gridCol w:w="3100"/>
+        <w:gridCol w:w="4038"/>
+      </w:tblGrid>
+      <w:tr>
+        <w:trPr>
+          <w:tblHeader/>
+        </w:trPr>
+        <w:tc>
+          <w:tcPr>
+            <w:tcW w:type="dxa" w:w="2500"/>
+            <w:tcBorders>
+              <w:top w:val="single" w:color="D1D5DB" w:sz="4"/>
+              <w:left w:val="single" w:color="D1D5DB" w:sz="4"/>
+              <w:bottom w:val="single" w:color="D1D5DB" w:sz="4"/>
+              <w:right w:val="single" w:color="D1D5DB" w:sz="4"/>
+            </w:tcBorders>
+            <w:shd w:fill="374151" w:color="auto" w:val="clear"/>
+            <w:tcMar>
+              <w:top w:type="dxa" w:w="60"/>
+              <w:left w:type="dxa" w:w="90"/>
+              <w:bottom w:type="dxa" w:w="60"/>
+              <w:right w:type="dxa" w:w="90"/>
+            </w:tcMar>
+            <w:vAlign w:val="center"/>
+          </w:tcPr>
+          <w:p>
+            <w:pPr>
+              <w:spacing w:after="0" w:line="252"/>
+              <w:jc w:val="left"/>
+            </w:pPr>
+            <w:r>
+              <w:rPr>
+                <w:rFonts w:ascii="Calibri" w:cs="Calibri" w:eastAsia="Calibri" w:hAnsi="Calibri"/>
+                <w:b/>
+                <w:bCs/>
+                <w:color w:val="FFFFFF"/>
+                <w:sz w:val="19"/>
+                <w:szCs w:val="19"/>
+              </w:rPr>
+              <w:t xml:space="preserve">Nhóm route</w:t>
+            </w:r>
+          </w:p>
+        </w:tc>
+        <w:tc>
+          <w:tcPr>
+            <w:tcW w:type="dxa" w:w="3100"/>
+            <w:tcBorders>
+              <w:top w:val="single" w:color="D1D5DB" w:sz="4"/>
+              <w:left w:val="single" w:color="D1D5DB" w:sz="4"/>
+              <w:bottom w:val="single" w:color="D1D5DB" w:sz="4"/>
+              <w:right w:val="single" w:color="D1D5DB" w:sz="4"/>
+            </w:tcBorders>
+            <w:shd w:fill="374151" w:color="auto" w:val="clear"/>
+            <w:tcMar>
+              <w:top w:type="dxa" w:w="60"/>
+              <w:left w:type="dxa" w:w="90"/>
+              <w:bottom w:type="dxa" w:w="60"/>
+              <w:right w:type="dxa" w:w="90"/>
+            </w:tcMar>
+            <w:vAlign w:val="center"/>
+          </w:tcPr>
+          <w:p>
+            <w:pPr>
+              <w:spacing w:after="0" w:line="252"/>
+              <w:jc w:val="left"/>
+            </w:pPr>
+            <w:r>
+              <w:rPr>
+                <w:rFonts w:ascii="Calibri" w:cs="Calibri" w:eastAsia="Calibri" w:hAnsi="Calibri"/>
+                <w:b/>
+                <w:bCs/>
+                <w:color w:val="FFFFFF"/>
+                <w:sz w:val="19"/>
+                <w:szCs w:val="19"/>
+              </w:rPr>
+              <w:t xml:space="preserve">Ví dụ</w:t>
+            </w:r>
+          </w:p>
+        </w:tc>
+        <w:tc>
+          <w:tcPr>
+            <w:tcW w:type="dxa" w:w="4038"/>
+            <w:tcBorders>
+              <w:top w:val="single" w:color="D1D5DB" w:sz="4"/>
+              <w:left w:val="single" w:color="D1D5DB" w:sz="4"/>
+              <w:bottom w:val="single" w:color="D1D5DB" w:sz="4"/>
+              <w:right w:val="single" w:color="D1D5DB" w:sz="4"/>
+            </w:tcBorders>
+            <w:shd w:fill="374151" w:color="auto" w:val="clear"/>
+            <w:tcMar>
+              <w:top w:type="dxa" w:w="60"/>
+              <w:left w:type="dxa" w:w="90"/>
+              <w:bottom w:type="dxa" w:w="60"/>
+              <w:right w:type="dxa" w:w="90"/>
+            </w:tcMar>
+            <w:vAlign w:val="center"/>
+          </w:tcPr>
+          <w:p>
+            <w:pPr>
+              <w:spacing w:after="0" w:line="252"/>
+              <w:jc w:val="left"/>
+            </w:pPr>
+            <w:r>
+              <w:rPr>
+                <w:rFonts w:ascii="Calibri" w:cs="Calibri" w:eastAsia="Calibri" w:hAnsi="Calibri"/>
+                <w:b/>
+                <w:bCs/>
+                <w:color w:val="FFFFFF"/>
+                <w:sz w:val="19"/>
+                <w:szCs w:val="19"/>
+              </w:rPr>
+              <w:t xml:space="preserve">Policy</w:t>
+            </w:r>
+          </w:p>
+        </w:tc>
+      </w:tr>
+      <w:tr>
+        <w:tc>
+          <w:tcPr>
+            <w:tcW w:type="dxa" w:w="2500"/>
+            <w:tcBorders>
+              <w:top w:val="single" w:color="D1D5DB" w:sz="4"/>
+              <w:left w:val="single" w:color="D1D5DB" w:sz="4"/>
+              <w:bottom w:val="single" w:color="D1D5DB" w:sz="4"/>
+              <w:right w:val="single" w:color="D1D5DB" w:sz="4"/>
+            </w:tcBorders>
+            <w:tcMar>
+              <w:top w:type="dxa" w:w="60"/>
+              <w:left w:type="dxa" w:w="90"/>
+              <w:bottom w:type="dxa" w:w="60"/>
+              <w:right w:type="dxa" w:w="90"/>
+            </w:tcMar>
+            <w:vAlign w:val="center"/>
+          </w:tcPr>
+          <w:p>
+            <w:pPr>
+              <w:spacing w:after="0" w:line="252"/>
+              <w:jc w:val="left"/>
+            </w:pPr>
+            <w:r>
+              <w:rPr>
+                <w:rFonts w:ascii="Calibri" w:cs="Calibri" w:eastAsia="Calibri" w:hAnsi="Calibri"/>
+                <w:b w:val="false"/>
+                <w:bCs w:val="false"/>
+                <w:color w:val="111827"/>
+                <w:sz w:val="17"/>
+                <w:szCs w:val="17"/>
+              </w:rPr>
+              <w:t xml:space="preserve">Public read</w:t>
+            </w:r>
+          </w:p>
+        </w:tc>
+        <w:tc>
+          <w:tcPr>
+            <w:tcW w:type="dxa" w:w="3100"/>
+            <w:tcBorders>
+              <w:top w:val="single" w:color="D1D5DB" w:sz="4"/>
+              <w:left w:val="single" w:color="D1D5DB" w:sz="4"/>
+              <w:bottom w:val="single" w:color="D1D5DB" w:sz="4"/>
+              <w:right w:val="single" w:color="D1D5DB" w:sz="4"/>
+            </w:tcBorders>
+            <w:tcMar>
+              <w:top w:type="dxa" w:w="60"/>
+              <w:left w:type="dxa" w:w="90"/>
+              <w:bottom w:type="dxa" w:w="60"/>
+              <w:right w:type="dxa" w:w="90"/>
+            </w:tcMar>
+            <w:vAlign w:val="center"/>
+          </w:tcPr>
+          <w:p>
+            <w:pPr>
+              <w:spacing w:after="0" w:line="252"/>
+              <w:jc w:val="left"/>
+            </w:pPr>
+            <w:r>
+              <w:rPr>
+                <w:rFonts w:ascii="Calibri" w:cs="Calibri" w:eastAsia="Calibri" w:hAnsi="Calibri"/>
+                <w:b w:val="false"/>
+                <w:bCs w:val="false"/>
+                <w:color w:val="111827"/>
+                <w:sz w:val="17"/>
+                <w:szCs w:val="17"/>
+              </w:rPr>
+              <w:t xml:space="preserve">GET listings/products catalog; prices; reputation public-summary; security/audit-hash</w:t>
+            </w:r>
+          </w:p>
+        </w:tc>
+        <w:tc>
+          <w:tcPr>
+            <w:tcW w:type="dxa" w:w="4038"/>
+            <w:tcBorders>
+              <w:top w:val="single" w:color="D1D5DB" w:sz="4"/>
+              <w:left w:val="single" w:color="D1D5DB" w:sz="4"/>
+              <w:bottom w:val="single" w:color="D1D5DB" w:sz="4"/>
+              <w:right w:val="single" w:color="D1D5DB" w:sz="4"/>
+            </w:tcBorders>
+            <w:tcMar>
+              <w:top w:type="dxa" w:w="60"/>
+              <w:left w:type="dxa" w:w="90"/>
+              <w:bottom w:type="dxa" w:w="60"/>
+              <w:right w:type="dxa" w:w="90"/>
+            </w:tcMar>
+            <w:vAlign w:val="center"/>
+          </w:tcPr>
+          <w:p>
+            <w:pPr>
+              <w:spacing w:after="0" w:line="252"/>
+              <w:jc w:val="left"/>
+            </w:pPr>
+            <w:r>
+              <w:rPr>
+                <w:rFonts w:ascii="Calibri" w:cs="Calibri" w:eastAsia="Calibri" w:hAnsi="Calibri"/>
+                <w:b w:val="false"/>
+                <w:bCs w:val="false"/>
+                <w:color w:val="111827"/>
+                <w:sz w:val="17"/>
+                <w:szCs w:val="17"/>
+              </w:rPr>
+              <w:t xml:space="preserve">Exact method + path; audit-hash dùng API key + rate limit</w:t>
+            </w:r>
+          </w:p>
+        </w:tc>
+      </w:tr>
+      <w:tr>
+        <w:tc>
+          <w:tcPr>
+            <w:tcW w:type="dxa" w:w="2500"/>
+            <w:tcBorders>
+              <w:top w:val="single" w:color="D1D5DB" w:sz="4"/>
+              <w:left w:val="single" w:color="D1D5DB" w:sz="4"/>
+              <w:bottom w:val="single" w:color="D1D5DB" w:sz="4"/>
+              <w:right w:val="single" w:color="D1D5DB" w:sz="4"/>
+            </w:tcBorders>
+            <w:shd w:fill="F9FAFB" w:color="auto" w:val="clear"/>
+            <w:tcMar>
+              <w:top w:type="dxa" w:w="60"/>
+              <w:left w:type="dxa" w:w="90"/>
+              <w:bottom w:type="dxa" w:w="60"/>
+              <w:right w:type="dxa" w:w="90"/>
+            </w:tcMar>
+            <w:vAlign w:val="center"/>
+          </w:tcPr>
+          <w:p>
+            <w:pPr>
+              <w:spacing w:after="0" w:line="252"/>
+              <w:jc w:val="left"/>
+            </w:pPr>
+            <w:r>
+              <w:rPr>
+                <w:rFonts w:ascii="Calibri" w:cs="Calibri" w:eastAsia="Calibri" w:hAnsi="Calibri"/>
+                <w:b w:val="false"/>
+                <w:bCs w:val="false"/>
+                <w:color w:val="111827"/>
+                <w:sz w:val="17"/>
+                <w:szCs w:val="17"/>
+              </w:rPr>
+              <w:t xml:space="preserve">Authenticated</w:t>
+            </w:r>
+          </w:p>
+        </w:tc>
+        <w:tc>
+          <w:tcPr>
+            <w:tcW w:type="dxa" w:w="3100"/>
+            <w:tcBorders>
+              <w:top w:val="single" w:color="D1D5DB" w:sz="4"/>
+              <w:left w:val="single" w:color="D1D5DB" w:sz="4"/>
+              <w:bottom w:val="single" w:color="D1D5DB" w:sz="4"/>
+              <w:right w:val="single" w:color="D1D5DB" w:sz="4"/>
+            </w:tcBorders>
+            <w:shd w:fill="F9FAFB" w:color="auto" w:val="clear"/>
+            <w:tcMar>
+              <w:top w:type="dxa" w:w="60"/>
+              <w:left w:type="dxa" w:w="90"/>
+              <w:bottom w:type="dxa" w:w="60"/>
+              <w:right w:type="dxa" w:w="90"/>
+            </w:tcMar>
+            <w:vAlign w:val="center"/>
+          </w:tcPr>
+          <w:p>
+            <w:pPr>
+              <w:spacing w:after="0" w:line="252"/>
+              <w:jc w:val="left"/>
+            </w:pPr>
+            <w:r>
+              <w:rPr>
+                <w:rFonts w:ascii="Calibri" w:cs="Calibri" w:eastAsia="Calibri" w:hAnsi="Calibri"/>
+                <w:b w:val="false"/>
+                <w:bCs w:val="false"/>
+                <w:color w:val="111827"/>
+                <w:sz w:val="17"/>
+                <w:szCs w:val="17"/>
+              </w:rPr>
+              <w:t xml:space="preserve">users, products/listings write, contracts/milestones, escrow, inspections, reputation</w:t>
+            </w:r>
+          </w:p>
+        </w:tc>
+        <w:tc>
+          <w:tcPr>
+            <w:tcW w:type="dxa" w:w="4038"/>
+            <w:tcBorders>
+              <w:top w:val="single" w:color="D1D5DB" w:sz="4"/>
+              <w:left w:val="single" w:color="D1D5DB" w:sz="4"/>
+              <w:bottom w:val="single" w:color="D1D5DB" w:sz="4"/>
+              <w:right w:val="single" w:color="D1D5DB" w:sz="4"/>
+            </w:tcBorders>
+            <w:shd w:fill="F9FAFB" w:color="auto" w:val="clear"/>
+            <w:tcMar>
+              <w:top w:type="dxa" w:w="60"/>
+              <w:left w:type="dxa" w:w="90"/>
+              <w:bottom w:type="dxa" w:w="60"/>
+              <w:right w:type="dxa" w:w="90"/>
+            </w:tcMar>
+            <w:vAlign w:val="center"/>
+          </w:tcPr>
+          <w:p>
+            <w:pPr>
+              <w:spacing w:after="0" w:line="252"/>
+              <w:jc w:val="left"/>
+            </w:pPr>
+            <w:r>
+              <w:rPr>
+                <w:rFonts w:ascii="Calibri" w:cs="Calibri" w:eastAsia="Calibri" w:hAnsi="Calibri"/>
+                <w:b w:val="false"/>
+                <w:bCs w:val="false"/>
+                <w:color w:val="111827"/>
+                <w:sz w:val="17"/>
+                <w:szCs w:val="17"/>
+              </w:rPr>
+              <w:t xml:space="preserve">JWT bắt buộc; ownership/state ở owner service</w:t>
+            </w:r>
+          </w:p>
+        </w:tc>
+      </w:tr>
+      <w:tr>
+        <w:tc>
+          <w:tcPr>
+            <w:tcW w:type="dxa" w:w="2500"/>
+            <w:tcBorders>
+              <w:top w:val="single" w:color="D1D5DB" w:sz="4"/>
+              <w:left w:val="single" w:color="D1D5DB" w:sz="4"/>
+              <w:bottom w:val="single" w:color="D1D5DB" w:sz="4"/>
+              <w:right w:val="single" w:color="D1D5DB" w:sz="4"/>
+            </w:tcBorders>
+            <w:tcMar>
+              <w:top w:type="dxa" w:w="60"/>
+              <w:left w:type="dxa" w:w="90"/>
+              <w:bottom w:type="dxa" w:w="60"/>
+              <w:right w:type="dxa" w:w="90"/>
+            </w:tcMar>
+            <w:vAlign w:val="center"/>
+          </w:tcPr>
+          <w:p>
+            <w:pPr>
+              <w:spacing w:after="0" w:line="252"/>
+              <w:jc w:val="left"/>
+            </w:pPr>
+            <w:r>
+              <w:rPr>
+                <w:rFonts w:ascii="Calibri" w:cs="Calibri" w:eastAsia="Calibri" w:hAnsi="Calibri"/>
+                <w:b w:val="false"/>
+                <w:bCs w:val="false"/>
+                <w:color w:val="111827"/>
+                <w:sz w:val="17"/>
+                <w:szCs w:val="17"/>
+              </w:rPr>
+              <w:t xml:space="preserve">Role-gated</w:t>
+            </w:r>
+          </w:p>
+        </w:tc>
+        <w:tc>
+          <w:tcPr>
+            <w:tcW w:type="dxa" w:w="3100"/>
+            <w:tcBorders>
+              <w:top w:val="single" w:color="D1D5DB" w:sz="4"/>
+              <w:left w:val="single" w:color="D1D5DB" w:sz="4"/>
+              <w:bottom w:val="single" w:color="D1D5DB" w:sz="4"/>
+              <w:right w:val="single" w:color="D1D5DB" w:sz="4"/>
+            </w:tcBorders>
+            <w:tcMar>
+              <w:top w:type="dxa" w:w="60"/>
+              <w:left w:type="dxa" w:w="90"/>
+              <w:bottom w:type="dxa" w:w="60"/>
+              <w:right w:type="dxa" w:w="90"/>
+            </w:tcMar>
+            <w:vAlign w:val="center"/>
+          </w:tcPr>
+          <w:p>
+            <w:pPr>
+              <w:spacing w:after="0" w:line="252"/>
+              <w:jc w:val="left"/>
+            </w:pPr>
+            <w:r>
+              <w:rPr>
+                <w:rFonts w:ascii="Calibri" w:cs="Calibri" w:eastAsia="Calibri" w:hAnsi="Calibri"/>
+                <w:b w:val="false"/>
+                <w:bCs w:val="false"/>
+                <w:color w:val="111827"/>
+                <w:sz w:val="17"/>
+                <w:szCs w:val="17"/>
+              </w:rPr>
+              <w:t xml:space="preserve">/api/v1/admin/**; /api/v1/inspector/**</w:t>
+            </w:r>
+          </w:p>
+        </w:tc>
+        <w:tc>
+          <w:tcPr>
+            <w:tcW w:type="dxa" w:w="4038"/>
+            <w:tcBorders>
+              <w:top w:val="single" w:color="D1D5DB" w:sz="4"/>
+              <w:left w:val="single" w:color="D1D5DB" w:sz="4"/>
+              <w:bottom w:val="single" w:color="D1D5DB" w:sz="4"/>
+              <w:right w:val="single" w:color="D1D5DB" w:sz="4"/>
+            </w:tcBorders>
+            <w:tcMar>
+              <w:top w:type="dxa" w:w="60"/>
+              <w:left w:type="dxa" w:w="90"/>
+              <w:bottom w:type="dxa" w:w="60"/>
+              <w:right w:type="dxa" w:w="90"/>
+            </w:tcMar>
+            <w:vAlign w:val="center"/>
+          </w:tcPr>
+          <w:p>
+            <w:pPr>
+              <w:spacing w:after="0" w:line="252"/>
+              <w:jc w:val="left"/>
+            </w:pPr>
+            <w:r>
+              <w:rPr>
+                <w:rFonts w:ascii="Calibri" w:cs="Calibri" w:eastAsia="Calibri" w:hAnsi="Calibri"/>
+                <w:b w:val="false"/>
+                <w:bCs w:val="false"/>
+                <w:color w:val="111827"/>
+                <w:sz w:val="17"/>
+                <w:szCs w:val="17"/>
+              </w:rPr>
+              <w:t xml:space="preserve">Gateway gate ADMIN/INSPECTOR + service kiểm resource assignment</w:t>
+            </w:r>
+          </w:p>
+        </w:tc>
+      </w:tr>
+      <w:tr>
+        <w:tc>
+          <w:tcPr>
+            <w:tcW w:type="dxa" w:w="2500"/>
+            <w:tcBorders>
+              <w:top w:val="single" w:color="D1D5DB" w:sz="4"/>
+              <w:left w:val="single" w:color="D1D5DB" w:sz="4"/>
+              <w:bottom w:val="single" w:color="D1D5DB" w:sz="4"/>
+              <w:right w:val="single" w:color="D1D5DB" w:sz="4"/>
+            </w:tcBorders>
+            <w:shd w:fill="F9FAFB" w:color="auto" w:val="clear"/>
+            <w:tcMar>
+              <w:top w:type="dxa" w:w="60"/>
+              <w:left w:type="dxa" w:w="90"/>
+              <w:bottom w:type="dxa" w:w="60"/>
+              <w:right w:type="dxa" w:w="90"/>
+            </w:tcMar>
+            <w:vAlign w:val="center"/>
+          </w:tcPr>
+          <w:p>
+            <w:pPr>
+              <w:spacing w:after="0" w:line="252"/>
+              <w:jc w:val="left"/>
+            </w:pPr>
+            <w:r>
+              <w:rPr>
+                <w:rFonts w:ascii="Calibri" w:cs="Calibri" w:eastAsia="Calibri" w:hAnsi="Calibri"/>
+                <w:b w:val="false"/>
+                <w:bCs w:val="false"/>
+                <w:color w:val="111827"/>
+                <w:sz w:val="17"/>
+                <w:szCs w:val="17"/>
+              </w:rPr>
+              <w:t xml:space="preserve">External Verifier</w:t>
+            </w:r>
+          </w:p>
+        </w:tc>
+        <w:tc>
+          <w:tcPr>
+            <w:tcW w:type="dxa" w:w="3100"/>
+            <w:tcBorders>
+              <w:top w:val="single" w:color="D1D5DB" w:sz="4"/>
+              <w:left w:val="single" w:color="D1D5DB" w:sz="4"/>
+              <w:bottom w:val="single" w:color="D1D5DB" w:sz="4"/>
+              <w:right w:val="single" w:color="D1D5DB" w:sz="4"/>
+            </w:tcBorders>
+            <w:shd w:fill="F9FAFB" w:color="auto" w:val="clear"/>
+            <w:tcMar>
+              <w:top w:type="dxa" w:w="60"/>
+              <w:left w:type="dxa" w:w="90"/>
+              <w:bottom w:type="dxa" w:w="60"/>
+              <w:right w:type="dxa" w:w="90"/>
+            </w:tcMar>
+            <w:vAlign w:val="center"/>
+          </w:tcPr>
+          <w:p>
+            <w:pPr>
+              <w:spacing w:after="0" w:line="252"/>
+              <w:jc w:val="left"/>
+            </w:pPr>
+            <w:r>
+              <w:rPr>
+                <w:rFonts w:ascii="Calibri" w:cs="Calibri" w:eastAsia="Calibri" w:hAnsi="Calibri"/>
+                <w:b w:val="false"/>
+                <w:bCs w:val="false"/>
+                <w:color w:val="111827"/>
+                <w:sz w:val="17"/>
+                <w:szCs w:val="17"/>
+              </w:rPr>
+              <w:t xml:space="preserve">POST security/emergency-lock | emergency-unlock</w:t>
+            </w:r>
+          </w:p>
+        </w:tc>
+        <w:tc>
+          <w:tcPr>
+            <w:tcW w:type="dxa" w:w="4038"/>
+            <w:tcBorders>
+              <w:top w:val="single" w:color="D1D5DB" w:sz="4"/>
+              <w:left w:val="single" w:color="D1D5DB" w:sz="4"/>
+              <w:bottom w:val="single" w:color="D1D5DB" w:sz="4"/>
+              <w:right w:val="single" w:color="D1D5DB" w:sz="4"/>
+            </w:tcBorders>
+            <w:shd w:fill="F9FAFB" w:color="auto" w:val="clear"/>
+            <w:tcMar>
+              <w:top w:type="dxa" w:w="60"/>
+              <w:left w:type="dxa" w:w="90"/>
+              <w:bottom w:type="dxa" w:w="60"/>
+              <w:right w:type="dxa" w:w="90"/>
+            </w:tcMar>
+            <w:vAlign w:val="center"/>
+          </w:tcPr>
+          <w:p>
+            <w:pPr>
+              <w:spacing w:after="0" w:line="252"/>
+              <w:jc w:val="left"/>
+            </w:pPr>
+            <w:r>
+              <w:rPr>
+                <w:rFonts w:ascii="Calibri" w:cs="Calibri" w:eastAsia="Calibri" w:hAnsi="Calibri"/>
+                <w:b w:val="false"/>
+                <w:bCs w:val="false"/>
+                <w:color w:val="111827"/>
+                <w:sz w:val="17"/>
+                <w:szCs w:val="17"/>
+              </w:rPr>
+              <w:t xml:space="preserve">Chữ ký bất đối xứng; không JWT/Admin bypass; Gateway không retry</w:t>
+            </w:r>
+          </w:p>
+        </w:tc>
+      </w:tr>
+      <w:tr>
+        <w:tc>
+          <w:tcPr>
+            <w:tcW w:type="dxa" w:w="2500"/>
+            <w:tcBorders>
+              <w:top w:val="single" w:color="D1D5DB" w:sz="4"/>
+              <w:left w:val="single" w:color="D1D5DB" w:sz="4"/>
+              <w:bottom w:val="single" w:color="D1D5DB" w:sz="4"/>
+              <w:right w:val="single" w:color="D1D5DB" w:sz="4"/>
+            </w:tcBorders>
+            <w:tcMar>
+              <w:top w:type="dxa" w:w="60"/>
+              <w:left w:type="dxa" w:w="90"/>
+              <w:bottom w:type="dxa" w:w="60"/>
+              <w:right w:type="dxa" w:w="90"/>
+            </w:tcMar>
+            <w:vAlign w:val="center"/>
+          </w:tcPr>
+          <w:p>
+            <w:pPr>
+              <w:spacing w:after="0" w:line="252"/>
+              <w:jc w:val="left"/>
+            </w:pPr>
+            <w:r>
+              <w:rPr>
+                <w:rFonts w:ascii="Calibri" w:cs="Calibri" w:eastAsia="Calibri" w:hAnsi="Calibri"/>
+                <w:b w:val="false"/>
+                <w:bCs w:val="false"/>
+                <w:color w:val="111827"/>
+                <w:sz w:val="17"/>
+                <w:szCs w:val="17"/>
+              </w:rPr>
+              <w:t xml:space="preserve">Internal-only</w:t>
+            </w:r>
+          </w:p>
+        </w:tc>
+        <w:tc>
+          <w:tcPr>
+            <w:tcW w:type="dxa" w:w="3100"/>
+            <w:tcBorders>
+              <w:top w:val="single" w:color="D1D5DB" w:sz="4"/>
+              <w:left w:val="single" w:color="D1D5DB" w:sz="4"/>
+              <w:bottom w:val="single" w:color="D1D5DB" w:sz="4"/>
+              <w:right w:val="single" w:color="D1D5DB" w:sz="4"/>
+            </w:tcBorders>
+            <w:tcMar>
+              <w:top w:type="dxa" w:w="60"/>
+              <w:left w:type="dxa" w:w="90"/>
+              <w:bottom w:type="dxa" w:w="60"/>
+              <w:right w:type="dxa" w:w="90"/>
+            </w:tcMar>
+            <w:vAlign w:val="center"/>
+          </w:tcPr>
+          <w:p>
+            <w:pPr>
+              <w:spacing w:after="0" w:line="252"/>
+              <w:jc w:val="left"/>
+            </w:pPr>
+            <w:r>
+              <w:rPr>
+                <w:rFonts w:ascii="Calibri" w:cs="Calibri" w:eastAsia="Calibri" w:hAnsi="Calibri"/>
+                <w:b w:val="false"/>
+                <w:bCs w:val="false"/>
+                <w:color w:val="111827"/>
+                <w:sz w:val="17"/>
+                <w:szCs w:val="17"/>
+              </w:rPr>
+              <w:t xml:space="preserve">/internal/v1/users/**; /internal/v1/notifications/**; raw file/bank commands</w:t>
+            </w:r>
+          </w:p>
+        </w:tc>
+        <w:tc>
+          <w:tcPr>
+            <w:tcW w:type="dxa" w:w="4038"/>
+            <w:tcBorders>
+              <w:top w:val="single" w:color="D1D5DB" w:sz="4"/>
+              <w:left w:val="single" w:color="D1D5DB" w:sz="4"/>
+              <w:bottom w:val="single" w:color="D1D5DB" w:sz="4"/>
+              <w:right w:val="single" w:color="D1D5DB" w:sz="4"/>
+            </w:tcBorders>
+            <w:tcMar>
+              <w:top w:type="dxa" w:w="60"/>
+              <w:left w:type="dxa" w:w="90"/>
+              <w:bottom w:type="dxa" w:w="60"/>
+              <w:right w:type="dxa" w:w="90"/>
+            </w:tcMar>
+            <w:vAlign w:val="center"/>
+          </w:tcPr>
+          <w:p>
+            <w:pPr>
+              <w:spacing w:after="0" w:line="252"/>
+              <w:jc w:val="left"/>
+            </w:pPr>
+            <w:r>
+              <w:rPr>
+                <w:rFonts w:ascii="Calibri" w:cs="Calibri" w:eastAsia="Calibri" w:hAnsi="Calibri"/>
+                <w:b w:val="false"/>
+                <w:bCs w:val="false"/>
+                <w:color w:val="111827"/>
+                <w:sz w:val="17"/>
+                <w:szCs w:val="17"/>
+              </w:rPr>
+              <w:t xml:space="preserve">Không external route; request ngoài trả 404/403</w:t>
+            </w:r>
+          </w:p>
+        </w:tc>
+      </w:tr>
+    </w:tbl>
+    <w:p>
+      <w:pPr>
         <w:pStyle w:val="Heading2"/>
         <w:spacing w:after="80" w:before="240"/>
       </w:pPr>
@@ -14194,7 +14995,7 @@
                 <w:sz w:val="18"/>
                 <w:szCs w:val="18"/>
               </w:rPr>
-              <w:t xml:space="preserve">8081–8093</w:t>
+              <w:t xml:space="preserve">8081–8089, 8091–8093</w:t>
             </w:r>
           </w:p>
         </w:tc>
@@ -14229,7 +15030,7 @@
                 <w:sz w:val="18"/>
                 <w:szCs w:val="18"/>
               </w:rPr>
-              <w:t xml:space="preserve">custom Spring Boot build (8090 bỏ trống)</w:t>
+              <w:t xml:space="preserve">custom Spring Boot build</w:t>
             </w:r>
           </w:p>
         </w:tc>
@@ -14939,6 +15740,201 @@
           <w:szCs w:val="21"/>
         </w:rPr>
         <w:t xml:space="preserve">Các quyết định pragmatic phục vụ phạm vi đồ án, có đường nâng cấp rõ ràng: Docker Compose → Kubernetes (replicas); @Scheduled Outbox Poller → Debezium CDC (đọc binlog thay vì poll); X-Internal-Secret → mTLS; Nginx → Cloudflare WAF; thêm Zipkin + Spring Cloud Sleuth (distributed tracing), ELK (log aggregation), Prometheus + Grafana (metrics).</w:t>
+      </w:r>
+    </w:p>
+    <w:p>
+      <w:pPr>
+        <w:pStyle w:val="Heading2"/>
+        <w:spacing w:after="80" w:before="240"/>
+      </w:pPr>
+      <w:r>
+        <w:rPr>
+          <w:rFonts w:ascii="Calibri" w:cs="Calibri" w:eastAsia="Calibri" w:hAnsi="Calibri"/>
+          <w:b/>
+          <w:bCs/>
+          <w:color w:val="1F2A37"/>
+          <w:sz w:val="25"/>
+          <w:szCs w:val="25"/>
+        </w:rPr>
+        <w:t xml:space="preserve">9.3 Mô hình triển khai custodian — bank-service là adapter, không phải điểm mù</w:t>
+      </w:r>
+    </w:p>
+    <w:p>
+      <w:pPr>
+        <w:spacing w:after="120" w:before="0" w:line="276"/>
+        <w:jc w:val="both"/>
+      </w:pPr>
+      <w:r>
+        <w:rPr>
+          <w:rFonts w:ascii="Calibri" w:cs="Calibri" w:eastAsia="Calibri" w:hAnsi="Calibri"/>
+          <w:b/>
+          <w:bCs/>
+          <w:i w:val="false"/>
+          <w:iCs w:val="false"/>
+          <w:color w:val="111827"/>
+          <w:sz w:val="21"/>
+          <w:szCs w:val="21"/>
+        </w:rPr>
+        <w:t xml:space="preserve">bank-service mock là quyết định kiến trúc có chủ đích, và kiến trúc đã trả giá sẵn cho ngày thay thật: </w:t>
+      </w:r>
+      <w:r>
+        <w:rPr>
+          <w:rFonts w:ascii="Calibri" w:cs="Calibri" w:eastAsia="Calibri" w:hAnsi="Calibri"/>
+          <w:b w:val="false"/>
+          <w:bCs w:val="false"/>
+          <w:i w:val="false"/>
+          <w:iCs w:val="false"/>
+          <w:color w:val="111827"/>
+          <w:sz w:val="21"/>
+          <w:szCs w:val="21"/>
+        </w:rPr>
+        <w:t xml:space="preserve">escrow-service là sole caller của bank-service; ledger FBO/Omnibus append-only là nguồn sự thật đối soát độc lập với custodian; mọi operation đi qua một interface hẹp (lock/release/refund, idempotent theo sourceEventId). Thay mock bằng tích hợp thật là thay một adapter — không tầng nào khác của hệ thống thay đổi.</w:t>
+      </w:r>
+    </w:p>
+    <w:p>
+      <w:pPr>
+        <w:spacing w:after="120" w:before="0" w:line="276"/>
+        <w:jc w:val="both"/>
+      </w:pPr>
+      <w:r>
+        <w:rPr>
+          <w:rFonts w:ascii="Calibri" w:cs="Calibri" w:eastAsia="Calibri" w:hAnsi="Calibri"/>
+          <w:b w:val="false"/>
+          <w:bCs w:val="false"/>
+          <w:i w:val="false"/>
+          <w:iCs w:val="false"/>
+          <w:color w:val="111827"/>
+          <w:sz w:val="21"/>
+          <w:szCs w:val="21"/>
+        </w:rPr>
+        <w:t xml:space="preserve">Ba phương án pháp lý khi thương mại hoá, xếp theo mức ưu tiên của nhóm:</w:t>
+      </w:r>
+    </w:p>
+    <w:p>
+      <w:pPr>
+        <w:pStyle w:val="ListParagraph"/>
+        <w:numPr>
+          <w:ilvl w:val="0"/>
+          <w:numId w:val="2"/>
+        </w:numPr>
+        <w:spacing w:after="60" w:line="276"/>
+      </w:pPr>
+      <w:r>
+        <w:rPr>
+          <w:rFonts w:ascii="Calibri" w:cs="Calibri" w:eastAsia="Calibri" w:hAnsi="Calibri"/>
+          <w:b/>
+          <w:bCs/>
+          <w:i w:val="false"/>
+          <w:iCs w:val="false"/>
+          <w:color w:val="111827"/>
+          <w:sz w:val="21"/>
+          <w:szCs w:val="21"/>
+        </w:rPr>
+        <w:t xml:space="preserve">(a) Hợp tác ngân hàng — phương án chính. </w:t>
+      </w:r>
+      <w:r>
+        <w:rPr>
+          <w:rFonts w:ascii="Calibri" w:cs="Calibri" w:eastAsia="Calibri" w:hAnsi="Calibri"/>
+          <w:b w:val="false"/>
+          <w:bCs w:val="false"/>
+          <w:i w:val="false"/>
+          <w:iCs w:val="false"/>
+          <w:color w:val="111827"/>
+          <w:sz w:val="21"/>
+          <w:szCs w:val="21"/>
+        </w:rPr>
+        <w:t xml:space="preserve">Tiền của các bên nằm trong tài khoản chuyên biệt/phong toả mở tại ngân hàng đối tác; nền tảng không chạm tiền, chỉ ra lệnh lock/release qua API ngân hàng theo đúng logic hợp đồng, và đối soát bằng ledger nội bộ. Ngân hàng là bên có phép giữ tiền; nền tảng bán tầng logic. Đây là mô hình các nền tảng escrow thương mại vận hành hợp pháp mà không cần tự xin giấy phép.</w:t>
+      </w:r>
+    </w:p>
+    <w:p>
+      <w:pPr>
+        <w:pStyle w:val="ListParagraph"/>
+        <w:numPr>
+          <w:ilvl w:val="0"/>
+          <w:numId w:val="2"/>
+        </w:numPr>
+        <w:spacing w:after="60" w:line="276"/>
+      </w:pPr>
+      <w:r>
+        <w:rPr>
+          <w:rFonts w:ascii="Calibri" w:cs="Calibri" w:eastAsia="Calibri" w:hAnsi="Calibri"/>
+          <w:b/>
+          <w:bCs/>
+          <w:i w:val="false"/>
+          <w:iCs w:val="false"/>
+          <w:color w:val="111827"/>
+          <w:sz w:val="21"/>
+          <w:szCs w:val="21"/>
+        </w:rPr>
+        <w:t xml:space="preserve">(b) Giấy phép trung gian thanh toán (Nghị định 52/2024). </w:t>
+      </w:r>
+      <w:r>
+        <w:rPr>
+          <w:rFonts w:ascii="Calibri" w:cs="Calibri" w:eastAsia="Calibri" w:hAnsi="Calibri"/>
+          <w:b w:val="false"/>
+          <w:bCs w:val="false"/>
+          <w:i w:val="false"/>
+          <w:iCs w:val="false"/>
+          <w:color w:val="111827"/>
+          <w:sz w:val="21"/>
+          <w:szCs w:val="21"/>
+        </w:rPr>
+        <w:t xml:space="preserve">Tự vận hành ví/thanh toán — chủ động nhất nhưng chi phí xin phép, vốn pháp định và nghĩa vụ tuân thủ nặng nhất; chỉ hợp lý khi quy mô giao dịch đã chứng minh. Ghi nhận là hướng dài hạn, không phải điều kiện khởi động.</w:t>
+      </w:r>
+    </w:p>
+    <w:p>
+      <w:pPr>
+        <w:pStyle w:val="ListParagraph"/>
+        <w:numPr>
+          <w:ilvl w:val="0"/>
+          <w:numId w:val="2"/>
+        </w:numPr>
+        <w:spacing w:after="60" w:line="276"/>
+      </w:pPr>
+      <w:r>
+        <w:rPr>
+          <w:rFonts w:ascii="Calibri" w:cs="Calibri" w:eastAsia="Calibri" w:hAnsi="Calibri"/>
+          <w:b/>
+          <w:bCs/>
+          <w:i w:val="false"/>
+          <w:iCs w:val="false"/>
+          <w:color w:val="111827"/>
+          <w:sz w:val="21"/>
+          <w:szCs w:val="21"/>
+        </w:rPr>
+        <w:t xml:space="preserve">(c) Không chạm tiền. </w:t>
+      </w:r>
+      <w:r>
+        <w:rPr>
+          <w:rFonts w:ascii="Calibri" w:cs="Calibri" w:eastAsia="Calibri" w:hAnsi="Calibri"/>
+          <w:b w:val="false"/>
+          <w:bCs w:val="false"/>
+          <w:i w:val="false"/>
+          <w:iCs w:val="false"/>
+          <w:color w:val="111827"/>
+          <w:sz w:val="21"/>
+          <w:szCs w:val="21"/>
+        </w:rPr>
+        <w:t xml:space="preserve">Nền tảng chỉ làm hợp đồng + bằng chứng + đối soát; hai bên tự thanh toán ngoài hệ thống. Bỏ được toàn bộ rủi ro giấy phép nhưng mất cơ chế tự thực thi — escrow chính là thứ khiến penalty có răng. Giữ làm phương án lùi, không phải mặc định.</w:t>
+      </w:r>
+    </w:p>
+    <w:p>
+      <w:pPr>
+        <w:spacing w:after="120" w:before="0" w:line="276"/>
+        <w:jc w:val="both"/>
+      </w:pPr>
+      <w:r>
+        <w:rPr>
+          <w:rFonts w:ascii="Calibri" w:cs="Calibri" w:eastAsia="Calibri" w:hAnsi="Calibri"/>
+          <w:b w:val="false"/>
+          <w:bCs w:val="false"/>
+          <w:i w:val="false"/>
+          <w:iCs w:val="false"/>
+          <w:color w:val="111827"/>
+          <w:sz w:val="21"/>
+          <w:szCs w:val="21"/>
+        </w:rPr>
+        <w:t xml:space="preserve">Vì sao chọn (a): giữ trọn giá trị tự thực thi của escrow với rủi ro pháp lý thấp nhất, và khớp đúng đường cắt kiến trúc hiện tại — bank-service mock hôm nay chính là chỗ đứng của API ngân hàng đối tác ngày mai, cùng interface, cùng ledger đối soát.</w:t>
       </w:r>
     </w:p>
     <w:p>
@@ -16505,7 +17501,7 @@
                 <w:sz w:val="17"/>
                 <w:szCs w:val="17"/>
               </w:rPr>
-              <w:t xml:space="preserve">Một endpoint user-service còn lộ email (IDOR sót)</w:t>
+              <w:t xml:space="preserve">PII user-service từng lộ qua DTO dùng chung</w:t>
             </w:r>
           </w:p>
         </w:tc>
@@ -16541,7 +17537,7 @@
                 <w:sz w:val="17"/>
                 <w:szCs w:val="17"/>
               </w:rPr>
-              <w:t xml:space="preserve">Phát hiện lúc rà code, không thuộc đường tiền tệ</w:t>
+              <w:t xml:space="preserve">Đã đóng ở design Phase 2 bằng boundary rõ</w:t>
             </w:r>
           </w:p>
         </w:tc>
@@ -16577,7 +17573,7 @@
                 <w:sz w:val="17"/>
                 <w:szCs w:val="17"/>
               </w:rPr>
-              <w:t xml:space="preserve">Bổ sung ownership/role check trước khi đưa vào vận hành thật</w:t>
+              <w:t xml:space="preserve">/users/me trả contact chính chủ; /users/{id} không email/phone/address; /internal/v1/users/{id} chỉ service-to-service và Gateway không route</w:t>
             </w:r>
           </w:p>
         </w:tc>
